--- a/AI - service/ai-service/seeds/templates/Fresher_Modern.docx
+++ b/AI - service/ai-service/seeds/templates/Fresher_Modern.docx
@@ -2,124 +2,1683 @@
 <file path=word/document.xml><?xml version="1.0" encoding="utf-8"?>
 <w:document xmlns:wpc="http://schemas.microsoft.com/office/word/2010/wordprocessingCanvas" xmlns:mo="http://schemas.microsoft.com/office/mac/office/2008/main" xmlns:mc="http://schemas.openxmlformats.org/markup-compatibility/2006" xmlns:mv="urn:schemas-microsoft-com:mac:vml" xmlns:o="urn:schemas-microsoft-com:office:office" xmlns:r="http://schemas.openxmlformats.org/officeDocument/2006/relationships" xmlns:m="http://schemas.openxmlformats.org/officeDocument/2006/math" xmlns:v="urn:schemas-microsoft-com:vml" xmlns:wp14="http://schemas.microsoft.com/office/word/2010/wordprocessingDrawing" xmlns:wp="http://schemas.openxmlformats.org/drawingml/2006/wordprocessingDrawing" xmlns:w10="urn:schemas-microsoft-com:office:word" xmlns:w="http://schemas.openxmlformats.org/wordprocessingml/2006/main" xmlns:w14="http://schemas.microsoft.com/office/word/2010/wordml" xmlns:wpg="http://schemas.microsoft.com/office/word/2010/wordprocessingGroup" xmlns:wpi="http://schemas.microsoft.com/office/word/2010/wordprocessingInk" xmlns:wne="http://schemas.microsoft.com/office/word/2006/wordml" xmlns:wps="http://schemas.microsoft.com/office/word/2010/wordprocessingShape" mc:Ignorable="w14 wp14">
   <w:body>
-    <w:p>
-      <w:pPr>
-        <w:jc w:val="center"/>
-      </w:pPr>
-      <w:r>
-        <w:rPr>
-          <w:b/>
-          <w:color w:val="0066CC"/>
-          <w:sz w:val="48"/>
-        </w:rPr>
-        <w:t>{{ full_name }}</w:t>
-      </w:r>
-    </w:p>
-    <w:p>
-      <w:pPr>
-        <w:spacing w:after="400"/>
-        <w:jc w:val="center"/>
-      </w:pPr>
-      <w:r>
-        <w:t>{{ phone_number }} | {{ linkedin_url }} | {{ portfolio_url }}</w:t>
-      </w:r>
-    </w:p>
-    <w:p>
-      <w:pPr>
-        <w:pStyle w:val="Heading1"/>
-      </w:pPr>
-      <w:r>
-        <w:t>Professional Summary</w:t>
-      </w:r>
-    </w:p>
-    <w:p>
-      <w:r>
-        <w:t>{{ summary }}</w:t>
-      </w:r>
-    </w:p>
-    <w:p>
-      <w:pPr>
-        <w:pStyle w:val="Heading1"/>
-      </w:pPr>
-      <w:r>
-        <w:t>Education</w:t>
-      </w:r>
-    </w:p>
-    <w:p>
-      <w:r>
-        <w:t>{% for edu in education %}</w:t>
-      </w:r>
-    </w:p>
-    <w:p>
-      <w:r>
-        <w:rPr>
-          <w:b/>
-        </w:rPr>
-        <w:t>{{ edu.degree }} - {{ edu.institution }}</w:t>
-      </w:r>
-    </w:p>
-    <w:p>
-      <w:r>
-        <w:t>{{ edu.year }}</w:t>
-      </w:r>
-    </w:p>
-    <w:p>
-      <w:r>
-        <w:t>{% endfor %}</w:t>
-      </w:r>
-    </w:p>
-    <w:p>
-      <w:pPr>
-        <w:pStyle w:val="Heading1"/>
-      </w:pPr>
-      <w:r>
-        <w:t>Skills</w:t>
-      </w:r>
-    </w:p>
-    <w:p>
-      <w:r>
-        <w:t>{% for skill in skills %}{{ skill }}{% if not loop.last %}, {% endif %}{% endfor %}</w:t>
-      </w:r>
-    </w:p>
-    <w:p>
-      <w:pPr>
-        <w:pStyle w:val="Heading1"/>
-      </w:pPr>
-      <w:r>
-        <w:t>Experience</w:t>
-      </w:r>
-    </w:p>
-    <w:p>
-      <w:r>
-        <w:t>{% for exp in experience %}</w:t>
-      </w:r>
-    </w:p>
-    <w:p>
-      <w:r>
-        <w:rPr>
-          <w:b/>
-        </w:rPr>
-        <w:t>{{ exp.title }} at {{ exp.company }}</w:t>
-      </w:r>
-    </w:p>
-    <w:p>
-      <w:r>
-        <w:t>{{ exp.duration }}</w:t>
-      </w:r>
-    </w:p>
-    <w:p>
-      <w:r>
-        <w:t>{{ exp.description }}</w:t>
-      </w:r>
-    </w:p>
-    <w:p>
-      <w:r>
-        <w:t>{% endfor %}</w:t>
-      </w:r>
-    </w:p>
+    <w:tbl>
+      <w:tblPr>
+        <w:tblW w:type="auto" w:w="0"/>
+        <w:tblLook w:firstColumn="1" w:firstRow="1" w:lastColumn="0" w:lastRow="0" w:noHBand="0" w:noVBand="1" w:val="04A0"/>
+        <w:tblBorders>
+          <w:top w:val="none"/>
+          <w:left w:val="none"/>
+          <w:bottom w:val="none"/>
+          <w:right w:val="none"/>
+          <w:insideH w:val="none"/>
+          <w:insideV w:val="none"/>
+        </w:tblBorders>
+      </w:tblPr>
+      <w:tblGrid>
+        <w:gridCol w:w="4608"/>
+        <w:gridCol w:w="4608"/>
+      </w:tblGrid>
+      <w:tr>
+        <w:tc>
+          <w:tcPr>
+            <w:tcW w:type="dxa" w:w="4608"/>
+            <w:tcW w:w="5595" w:type="dxa"/>
+            <w:vAlign w:val="top"/>
+            <w:tcMar>
+              <w:top w:w="0" w:type="dxa"/>
+              <w:bottom w:w="0" w:type="dxa"/>
+              <w:left w:w="0" w:type="dxa"/>
+              <w:right w:w="360" w:type="dxa"/>
+            </w:tcMar>
+            <w:tcBorders>
+              <w:top w:val="none"/>
+              <w:left w:val="none"/>
+              <w:bottom w:val="none"/>
+              <w:right w:val="none"/>
+              <w:insideH w:val="none"/>
+              <w:insideV w:val="none"/>
+            </w:tcBorders>
+          </w:tcPr>
+          <w:p>
+            <w:pPr>
+              <w:spacing w:before="0" w:after="40"/>
+            </w:pPr>
+            <w:r>
+              <w:rPr>
+                <w:b/>
+                <w:sz w:val="46"/>
+              </w:rPr>
+              <w:t>{{ full_name }}</w:t>
+            </w:r>
+          </w:p>
+          <w:p>
+            <w:pPr>
+              <w:spacing w:before="0" w:after="240"/>
+            </w:pPr>
+            <w:r>
+              <w:rPr>
+                <w:i/>
+                <w:color w:val="464646"/>
+                <w:sz w:val="22"/>
+              </w:rPr>
+              <w:t>{{ headline }}</w:t>
+            </w:r>
+          </w:p>
+          <w:p>
+            <w:pPr>
+              <w:spacing w:before="200" w:after="80"/>
+              <w:pBdr>
+                <w:bottom w:val="single" w:sz="6" w:space="4" w:color="888888"/>
+              </w:pBdr>
+            </w:pPr>
+            <w:r>
+              <w:rPr>
+                <w:b/>
+                <w:color w:val="000000"/>
+                <w:sz w:val="22"/>
+              </w:rPr>
+              <w:t>EDUCATION</w:t>
+            </w:r>
+          </w:p>
+          <w:p>
+            <w:pPr>
+              <w:spacing w:before="100" w:after="0"/>
+              <w:tabs>
+                <w:tab w:val="right" w:pos="5400"/>
+              </w:tabs>
+            </w:pPr>
+            <w:r>
+              <w:rPr>
+                <w:b/>
+                <w:sz w:val="20"/>
+              </w:rPr>
+              <w:t>{{ edu[0].institution }}</w:t>
+            </w:r>
+            <w:r>
+              <w:rPr>
+                <w:sz w:val="20"/>
+              </w:rPr>
+              <w:tab/>
+              <w:t>{{ edu[0].location }}</w:t>
+            </w:r>
+          </w:p>
+          <w:p>
+            <w:pPr>
+              <w:spacing w:before="0" w:after="60"/>
+              <w:tabs>
+                <w:tab w:val="right" w:pos="5400"/>
+              </w:tabs>
+            </w:pPr>
+            <w:r>
+              <w:rPr>
+                <w:i/>
+                <w:sz w:val="20"/>
+              </w:rPr>
+              <w:t>{{ edu[0].degree }}, {{ edu[0].major }}</w:t>
+            </w:r>
+            <w:r>
+              <w:rPr>
+                <w:sz w:val="20"/>
+              </w:rPr>
+              <w:tab/>
+              <w:t>{{ edu[0].year_start }} – {{ edu[0].year_end }}</w:t>
+            </w:r>
+          </w:p>
+          <w:p>
+            <w:pPr>
+              <w:pStyle w:val="ListBullet"/>
+              <w:spacing w:before="0" w:after="30"/>
+            </w:pPr>
+            <w:r>
+              <w:rPr>
+                <w:sz w:val="19"/>
+              </w:rPr>
+              <w:t>{{ edu[0].bullet_1 }}</w:t>
+            </w:r>
+          </w:p>
+          <w:p>
+            <w:pPr>
+              <w:pStyle w:val="ListBullet"/>
+              <w:spacing w:before="0" w:after="30"/>
+            </w:pPr>
+            <w:r>
+              <w:rPr>
+                <w:sz w:val="19"/>
+              </w:rPr>
+              <w:t>{{ edu[0].bullet_2 }}</w:t>
+            </w:r>
+          </w:p>
+          <w:p>
+            <w:pPr>
+              <w:pStyle w:val="ListBullet"/>
+              <w:spacing w:before="0" w:after="30"/>
+            </w:pPr>
+            <w:r>
+              <w:rPr>
+                <w:sz w:val="19"/>
+              </w:rPr>
+              <w:t>{{ edu[0].bullet_3 }}</w:t>
+            </w:r>
+          </w:p>
+          <w:p/>
+          <w:p>
+            <w:pPr>
+              <w:spacing w:before="100" w:after="0"/>
+              <w:tabs>
+                <w:tab w:val="right" w:pos="5400"/>
+              </w:tabs>
+            </w:pPr>
+            <w:r>
+              <w:rPr>
+                <w:b/>
+                <w:sz w:val="20"/>
+              </w:rPr>
+              <w:t>{{ edu[1].institution }}</w:t>
+            </w:r>
+            <w:r>
+              <w:rPr>
+                <w:sz w:val="20"/>
+              </w:rPr>
+              <w:tab/>
+              <w:t>{{ edu[1].location }}</w:t>
+            </w:r>
+          </w:p>
+          <w:p>
+            <w:pPr>
+              <w:spacing w:before="0" w:after="60"/>
+              <w:tabs>
+                <w:tab w:val="right" w:pos="5400"/>
+              </w:tabs>
+            </w:pPr>
+            <w:r>
+              <w:rPr>
+                <w:i/>
+                <w:sz w:val="20"/>
+              </w:rPr>
+              <w:t>{{ edu[1].degree }}, {{ edu[1].major }}</w:t>
+            </w:r>
+            <w:r>
+              <w:rPr>
+                <w:sz w:val="20"/>
+              </w:rPr>
+              <w:tab/>
+              <w:t>{{ edu[1].year_start }} – {{ edu[1].year_end }}</w:t>
+            </w:r>
+          </w:p>
+          <w:p>
+            <w:pPr>
+              <w:spacing w:before="200" w:after="80"/>
+              <w:pBdr>
+                <w:bottom w:val="single" w:sz="6" w:space="4" w:color="888888"/>
+              </w:pBdr>
+            </w:pPr>
+            <w:r>
+              <w:rPr>
+                <w:b/>
+                <w:color w:val="000000"/>
+                <w:sz w:val="22"/>
+              </w:rPr>
+              <w:t>PROJECTS</w:t>
+            </w:r>
+          </w:p>
+          <w:p>
+            <w:pPr>
+              <w:spacing w:before="100" w:after="0"/>
+              <w:tabs>
+                <w:tab w:val="right" w:pos="5400"/>
+              </w:tabs>
+            </w:pPr>
+            <w:r>
+              <w:rPr>
+                <w:b/>
+                <w:sz w:val="20"/>
+              </w:rPr>
+              <w:t>{{ projects[0].title }}</w:t>
+            </w:r>
+            <w:r>
+              <w:rPr>
+                <w:sz w:val="20"/>
+              </w:rPr>
+              <w:tab/>
+              <w:t>{{ projects[0].type }}</w:t>
+            </w:r>
+          </w:p>
+          <w:p>
+            <w:pPr>
+              <w:spacing w:before="0" w:after="60"/>
+              <w:tabs>
+                <w:tab w:val="right" w:pos="5400"/>
+              </w:tabs>
+            </w:pPr>
+            <w:r>
+              <w:rPr>
+                <w:i/>
+                <w:sz w:val="20"/>
+              </w:rPr>
+              <w:t>{{ projects[0].tech }}</w:t>
+            </w:r>
+            <w:r>
+              <w:rPr>
+                <w:sz w:val="20"/>
+              </w:rPr>
+              <w:tab/>
+              <w:t>{{ projects[0].year }}</w:t>
+            </w:r>
+          </w:p>
+          <w:p>
+            <w:pPr>
+              <w:pStyle w:val="ListBullet"/>
+              <w:spacing w:before="0" w:after="30"/>
+            </w:pPr>
+            <w:r>
+              <w:rPr>
+                <w:sz w:val="19"/>
+              </w:rPr>
+              <w:t>{{ projects[0].bullet_1 }}</w:t>
+            </w:r>
+          </w:p>
+          <w:p>
+            <w:pPr>
+              <w:pStyle w:val="ListBullet"/>
+              <w:spacing w:before="0" w:after="30"/>
+            </w:pPr>
+            <w:r>
+              <w:rPr>
+                <w:sz w:val="19"/>
+              </w:rPr>
+              <w:t>{{ projects[0].bullet_2 }}</w:t>
+            </w:r>
+          </w:p>
+          <w:p/>
+          <w:p>
+            <w:pPr>
+              <w:spacing w:before="100" w:after="0"/>
+              <w:tabs>
+                <w:tab w:val="right" w:pos="5400"/>
+              </w:tabs>
+            </w:pPr>
+            <w:r>
+              <w:rPr>
+                <w:b/>
+                <w:sz w:val="20"/>
+              </w:rPr>
+              <w:t>{{ projects[1].title }}</w:t>
+            </w:r>
+            <w:r>
+              <w:rPr>
+                <w:sz w:val="20"/>
+              </w:rPr>
+              <w:tab/>
+              <w:t>{{ projects[1].type }}</w:t>
+            </w:r>
+          </w:p>
+          <w:p>
+            <w:pPr>
+              <w:spacing w:before="0" w:after="60"/>
+              <w:tabs>
+                <w:tab w:val="right" w:pos="5400"/>
+              </w:tabs>
+            </w:pPr>
+            <w:r>
+              <w:rPr>
+                <w:i/>
+                <w:sz w:val="20"/>
+              </w:rPr>
+              <w:t>{{ projects[1].tech }}</w:t>
+            </w:r>
+            <w:r>
+              <w:rPr>
+                <w:sz w:val="20"/>
+              </w:rPr>
+              <w:tab/>
+              <w:t>{{ projects[1].year }}</w:t>
+            </w:r>
+          </w:p>
+          <w:p>
+            <w:pPr>
+              <w:pStyle w:val="ListBullet"/>
+              <w:spacing w:before="0" w:after="30"/>
+            </w:pPr>
+            <w:r>
+              <w:rPr>
+                <w:sz w:val="19"/>
+              </w:rPr>
+              <w:t>{{ projects[1].bullet_1 }}</w:t>
+            </w:r>
+          </w:p>
+          <w:p>
+            <w:pPr>
+              <w:pStyle w:val="ListBullet"/>
+              <w:spacing w:before="0" w:after="30"/>
+            </w:pPr>
+            <w:r>
+              <w:rPr>
+                <w:sz w:val="19"/>
+              </w:rPr>
+              <w:t>{{ projects[1].bullet_2 }}</w:t>
+            </w:r>
+          </w:p>
+          <w:p/>
+          <w:p>
+            <w:pPr>
+              <w:spacing w:before="100" w:after="0"/>
+              <w:tabs>
+                <w:tab w:val="right" w:pos="5400"/>
+              </w:tabs>
+            </w:pPr>
+            <w:r>
+              <w:rPr>
+                <w:b/>
+                <w:sz w:val="20"/>
+              </w:rPr>
+              <w:t>{{ projects[2].title }}</w:t>
+            </w:r>
+            <w:r>
+              <w:rPr>
+                <w:sz w:val="20"/>
+              </w:rPr>
+              <w:tab/>
+              <w:t>{{ projects[2].type }}</w:t>
+            </w:r>
+          </w:p>
+          <w:p>
+            <w:pPr>
+              <w:spacing w:before="0" w:after="60"/>
+              <w:tabs>
+                <w:tab w:val="right" w:pos="5400"/>
+              </w:tabs>
+            </w:pPr>
+            <w:r>
+              <w:rPr>
+                <w:i/>
+                <w:sz w:val="20"/>
+              </w:rPr>
+              <w:t>{{ projects[2].tech }}</w:t>
+            </w:r>
+            <w:r>
+              <w:rPr>
+                <w:sz w:val="20"/>
+              </w:rPr>
+              <w:tab/>
+              <w:t>{{ projects[2].year }}</w:t>
+            </w:r>
+          </w:p>
+          <w:p>
+            <w:pPr>
+              <w:pStyle w:val="ListBullet"/>
+              <w:spacing w:before="0" w:after="30"/>
+            </w:pPr>
+            <w:r>
+              <w:rPr>
+                <w:sz w:val="19"/>
+              </w:rPr>
+              <w:t>{{ projects[2].bullet_1 }}</w:t>
+            </w:r>
+          </w:p>
+          <w:p>
+            <w:pPr>
+              <w:pStyle w:val="ListBullet"/>
+              <w:spacing w:before="0" w:after="30"/>
+            </w:pPr>
+            <w:r>
+              <w:rPr>
+                <w:sz w:val="19"/>
+              </w:rPr>
+              <w:t>{{ projects[2].bullet_2 }}</w:t>
+            </w:r>
+          </w:p>
+          <w:p/>
+        </w:tc>
+        <w:tc>
+          <w:tcPr>
+            <w:tcW w:type="dxa" w:w="4608"/>
+            <w:tcW w:w="3287" w:type="dxa"/>
+            <w:vAlign w:val="top"/>
+            <w:tcMar>
+              <w:top w:w="0" w:type="dxa"/>
+              <w:bottom w:w="0" w:type="dxa"/>
+              <w:left w:w="200" w:type="dxa"/>
+              <w:right w:w="0" w:type="dxa"/>
+            </w:tcMar>
+            <w:tcBorders>
+              <w:top w:val="none"/>
+              <w:left w:val="none"/>
+              <w:bottom w:val="none"/>
+              <w:right w:val="none"/>
+              <w:insideH w:val="none"/>
+              <w:insideV w:val="none"/>
+            </w:tcBorders>
+          </w:tcPr>
+          <w:p>
+            <w:pPr>
+              <w:spacing w:before="0" w:after="0"/>
+              <w:spacing w:before="0" w:after="60"/>
+            </w:pPr>
+            <w:r>
+              <w:rPr>
+                <w:color w:val="5A5A5A"/>
+                <w:sz w:val="18"/>
+              </w:rPr>
+              <w:t xml:space="preserve">✆  </w:t>
+            </w:r>
+            <w:r>
+              <w:rPr>
+                <w:sz w:val="18"/>
+              </w:rPr>
+              <w:t>{{ phone_number }}</w:t>
+            </w:r>
+          </w:p>
+          <w:p>
+            <w:pPr>
+              <w:spacing w:before="0" w:after="60"/>
+            </w:pPr>
+            <w:r>
+              <w:rPr>
+                <w:color w:val="5A5A5A"/>
+                <w:sz w:val="18"/>
+              </w:rPr>
+              <w:t xml:space="preserve">✉  </w:t>
+            </w:r>
+            <w:r>
+              <w:rPr>
+                <w:sz w:val="18"/>
+              </w:rPr>
+              <w:t>{{ email }}</w:t>
+            </w:r>
+          </w:p>
+          <w:p>
+            <w:pPr>
+              <w:spacing w:before="0" w:after="60"/>
+            </w:pPr>
+            <w:r>
+              <w:rPr>
+                <w:color w:val="5A5A5A"/>
+                <w:sz w:val="18"/>
+              </w:rPr>
+              <w:t xml:space="preserve">in  </w:t>
+            </w:r>
+            <w:r>
+              <w:rPr>
+                <w:sz w:val="18"/>
+              </w:rPr>
+              <w:t>{{ linkedin_url }}</w:t>
+            </w:r>
+          </w:p>
+          <w:p/>
+          <w:p>
+            <w:pPr>
+              <w:spacing w:before="200" w:after="80"/>
+              <w:pBdr>
+                <w:bottom w:val="single" w:sz="6" w:space="4" w:color="888888"/>
+              </w:pBdr>
+            </w:pPr>
+            <w:r>
+              <w:rPr>
+                <w:b/>
+                <w:color w:val="000000"/>
+                <w:sz w:val="22"/>
+              </w:rPr>
+              <w:t>SKILLS</w:t>
+            </w:r>
+          </w:p>
+          <w:tbl>
+            <w:tblPr>
+              <w:tblW w:type="auto" w:w="0"/>
+              <w:tblLook w:firstColumn="1" w:firstRow="1" w:lastColumn="0" w:lastRow="0" w:noHBand="0" w:noVBand="1" w:val="04A0"/>
+              <w:tblBorders>
+                <w:top w:val="none"/>
+                <w:left w:val="none"/>
+                <w:bottom w:val="none"/>
+                <w:right w:val="none"/>
+                <w:insideH w:val="none"/>
+                <w:insideV w:val="none"/>
+              </w:tblBorders>
+            </w:tblPr>
+            <w:tblGrid>
+              <w:gridCol w:w="2304"/>
+              <w:gridCol w:w="2304"/>
+            </w:tblGrid>
+            <w:tr>
+              <w:tc>
+                <w:tcPr>
+                  <w:tcW w:type="dxa" w:w="2304"/>
+                  <w:tcW w:w="900" w:type="dxa"/>
+                  <w:tcBorders>
+                    <w:top w:val="none"/>
+                    <w:left w:val="none"/>
+                    <w:bottom w:val="none"/>
+                    <w:right w:val="none"/>
+                    <w:insideH w:val="none"/>
+                    <w:insideV w:val="none"/>
+                  </w:tcBorders>
+                </w:tcPr>
+                <w:p>
+                  <w:pPr>
+                    <w:spacing w:before="0" w:after="0"/>
+                  </w:pPr>
+                  <w:r>
+                    <w:rPr>
+                      <w:b/>
+                      <w:color w:val="505050"/>
+                      <w:sz w:val="16"/>
+                    </w:rPr>
+                    <w:t>CODE</w:t>
+                  </w:r>
+                </w:p>
+              </w:tc>
+              <w:tc>
+                <w:tcPr>
+                  <w:tcW w:type="dxa" w:w="2304"/>
+                  <w:tcW w:w="2200" w:type="dxa"/>
+                  <w:tcBorders>
+                    <w:top w:val="none"/>
+                    <w:left w:val="none"/>
+                    <w:bottom w:val="none"/>
+                    <w:right w:val="none"/>
+                    <w:insideH w:val="none"/>
+                    <w:insideV w:val="none"/>
+                  </w:tcBorders>
+                </w:tcPr>
+                <w:p>
+                  <w:pPr>
+                    <w:spacing w:before="0" w:after="0"/>
+                  </w:pPr>
+                  <w:r>
+                    <w:rPr>
+                      <w:sz w:val="18"/>
+                    </w:rPr>
+                    <w:t>{{ skills.code_line_1 }}</w:t>
+                  </w:r>
+                </w:p>
+              </w:tc>
+            </w:tr>
+            <w:tr>
+              <w:tc>
+                <w:tcPr>
+                  <w:tcW w:type="dxa" w:w="2304"/>
+                  <w:tcW w:w="900" w:type="dxa"/>
+                  <w:tcBorders>
+                    <w:top w:val="none"/>
+                    <w:left w:val="none"/>
+                    <w:bottom w:val="none"/>
+                    <w:right w:val="none"/>
+                    <w:insideH w:val="none"/>
+                    <w:insideV w:val="none"/>
+                  </w:tcBorders>
+                </w:tcPr>
+                <w:p>
+                  <w:pPr>
+                    <w:spacing w:before="0" w:after="0"/>
+                  </w:pPr>
+                  <w:r>
+                    <w:rPr>
+                      <w:b/>
+                      <w:color w:val="505050"/>
+                      <w:sz w:val="16"/>
+                    </w:rPr>
+                  </w:r>
+                </w:p>
+              </w:tc>
+              <w:tc>
+                <w:tcPr>
+                  <w:tcW w:type="dxa" w:w="2304"/>
+                  <w:tcW w:w="2200" w:type="dxa"/>
+                  <w:tcBorders>
+                    <w:top w:val="none"/>
+                    <w:left w:val="none"/>
+                    <w:bottom w:val="none"/>
+                    <w:right w:val="none"/>
+                    <w:insideH w:val="none"/>
+                    <w:insideV w:val="none"/>
+                  </w:tcBorders>
+                </w:tcPr>
+                <w:p>
+                  <w:pPr>
+                    <w:spacing w:before="0" w:after="0"/>
+                  </w:pPr>
+                  <w:r>
+                    <w:rPr>
+                      <w:sz w:val="18"/>
+                    </w:rPr>
+                    <w:t>{{ skills.code_line_2 }}</w:t>
+                  </w:r>
+                </w:p>
+              </w:tc>
+            </w:tr>
+            <w:tr>
+              <w:tc>
+                <w:tcPr>
+                  <w:tcW w:type="dxa" w:w="2304"/>
+                  <w:tcW w:w="900" w:type="dxa"/>
+                  <w:tcBorders>
+                    <w:top w:val="none"/>
+                    <w:left w:val="none"/>
+                    <w:bottom w:val="none"/>
+                    <w:right w:val="none"/>
+                    <w:insideH w:val="none"/>
+                    <w:insideV w:val="none"/>
+                  </w:tcBorders>
+                </w:tcPr>
+                <w:p>
+                  <w:pPr>
+                    <w:spacing w:before="0" w:after="0"/>
+                  </w:pPr>
+                  <w:r>
+                    <w:rPr>
+                      <w:b/>
+                      <w:color w:val="505050"/>
+                      <w:sz w:val="16"/>
+                    </w:rPr>
+                  </w:r>
+                </w:p>
+              </w:tc>
+              <w:tc>
+                <w:tcPr>
+                  <w:tcW w:type="dxa" w:w="2304"/>
+                  <w:tcW w:w="2200" w:type="dxa"/>
+                  <w:tcBorders>
+                    <w:top w:val="none"/>
+                    <w:left w:val="none"/>
+                    <w:bottom w:val="none"/>
+                    <w:right w:val="none"/>
+                    <w:insideH w:val="none"/>
+                    <w:insideV w:val="none"/>
+                  </w:tcBorders>
+                </w:tcPr>
+                <w:p>
+                  <w:pPr>
+                    <w:spacing w:before="0" w:after="0"/>
+                  </w:pPr>
+                  <w:r>
+                    <w:rPr>
+                      <w:sz w:val="18"/>
+                    </w:rPr>
+                  </w:r>
+                </w:p>
+              </w:tc>
+            </w:tr>
+            <w:tr>
+              <w:tc>
+                <w:tcPr>
+                  <w:tcW w:type="dxa" w:w="2304"/>
+                  <w:tcW w:w="900" w:type="dxa"/>
+                  <w:tcBorders>
+                    <w:top w:val="none"/>
+                    <w:left w:val="none"/>
+                    <w:bottom w:val="none"/>
+                    <w:right w:val="none"/>
+                    <w:insideH w:val="none"/>
+                    <w:insideV w:val="none"/>
+                  </w:tcBorders>
+                </w:tcPr>
+                <w:p>
+                  <w:pPr>
+                    <w:spacing w:before="0" w:after="0"/>
+                  </w:pPr>
+                  <w:r>
+                    <w:rPr>
+                      <w:b/>
+                      <w:color w:val="505050"/>
+                      <w:sz w:val="16"/>
+                    </w:rPr>
+                    <w:t>LANG</w:t>
+                  </w:r>
+                </w:p>
+              </w:tc>
+              <w:tc>
+                <w:tcPr>
+                  <w:tcW w:type="dxa" w:w="2304"/>
+                  <w:tcW w:w="2200" w:type="dxa"/>
+                  <w:tcBorders>
+                    <w:top w:val="none"/>
+                    <w:left w:val="none"/>
+                    <w:bottom w:val="none"/>
+                    <w:right w:val="none"/>
+                    <w:insideH w:val="none"/>
+                    <w:insideV w:val="none"/>
+                  </w:tcBorders>
+                </w:tcPr>
+                <w:p>
+                  <w:pPr>
+                    <w:spacing w:before="0" w:after="0"/>
+                  </w:pPr>
+                  <w:r>
+                    <w:rPr>
+                      <w:sz w:val="18"/>
+                    </w:rPr>
+                    <w:t>{{ skills.lang_1 }}</w:t>
+                  </w:r>
+                </w:p>
+              </w:tc>
+            </w:tr>
+            <w:tr>
+              <w:tc>
+                <w:tcPr>
+                  <w:tcW w:type="dxa" w:w="2304"/>
+                  <w:tcW w:w="900" w:type="dxa"/>
+                  <w:tcBorders>
+                    <w:top w:val="none"/>
+                    <w:left w:val="none"/>
+                    <w:bottom w:val="none"/>
+                    <w:right w:val="none"/>
+                    <w:insideH w:val="none"/>
+                    <w:insideV w:val="none"/>
+                  </w:tcBorders>
+                </w:tcPr>
+                <w:p>
+                  <w:pPr>
+                    <w:spacing w:before="0" w:after="0"/>
+                  </w:pPr>
+                  <w:r>
+                    <w:rPr>
+                      <w:b/>
+                      <w:color w:val="505050"/>
+                      <w:sz w:val="16"/>
+                    </w:rPr>
+                  </w:r>
+                </w:p>
+              </w:tc>
+              <w:tc>
+                <w:tcPr>
+                  <w:tcW w:type="dxa" w:w="2304"/>
+                  <w:tcW w:w="2200" w:type="dxa"/>
+                  <w:tcBorders>
+                    <w:top w:val="none"/>
+                    <w:left w:val="none"/>
+                    <w:bottom w:val="none"/>
+                    <w:right w:val="none"/>
+                    <w:insideH w:val="none"/>
+                    <w:insideV w:val="none"/>
+                  </w:tcBorders>
+                </w:tcPr>
+                <w:p>
+                  <w:pPr>
+                    <w:spacing w:before="0" w:after="0"/>
+                  </w:pPr>
+                  <w:r>
+                    <w:rPr>
+                      <w:sz w:val="18"/>
+                    </w:rPr>
+                    <w:t>{{ skills.lang_2 }}</w:t>
+                  </w:r>
+                </w:p>
+              </w:tc>
+            </w:tr>
+            <w:tr>
+              <w:tc>
+                <w:tcPr>
+                  <w:tcW w:type="dxa" w:w="2304"/>
+                  <w:tcW w:w="900" w:type="dxa"/>
+                  <w:tcBorders>
+                    <w:top w:val="none"/>
+                    <w:left w:val="none"/>
+                    <w:bottom w:val="none"/>
+                    <w:right w:val="none"/>
+                    <w:insideH w:val="none"/>
+                    <w:insideV w:val="none"/>
+                  </w:tcBorders>
+                </w:tcPr>
+                <w:p>
+                  <w:pPr>
+                    <w:spacing w:before="0" w:after="0"/>
+                  </w:pPr>
+                  <w:r>
+                    <w:rPr>
+                      <w:b/>
+                      <w:color w:val="505050"/>
+                      <w:sz w:val="16"/>
+                    </w:rPr>
+                  </w:r>
+                </w:p>
+              </w:tc>
+              <w:tc>
+                <w:tcPr>
+                  <w:tcW w:type="dxa" w:w="2304"/>
+                  <w:tcW w:w="2200" w:type="dxa"/>
+                  <w:tcBorders>
+                    <w:top w:val="none"/>
+                    <w:left w:val="none"/>
+                    <w:bottom w:val="none"/>
+                    <w:right w:val="none"/>
+                    <w:insideH w:val="none"/>
+                    <w:insideV w:val="none"/>
+                  </w:tcBorders>
+                </w:tcPr>
+                <w:p>
+                  <w:pPr>
+                    <w:spacing w:before="0" w:after="0"/>
+                  </w:pPr>
+                  <w:r>
+                    <w:rPr>
+                      <w:sz w:val="18"/>
+                    </w:rPr>
+                    <w:t>{{ skills.lang_3 }}</w:t>
+                  </w:r>
+                </w:p>
+              </w:tc>
+            </w:tr>
+            <w:tr>
+              <w:tc>
+                <w:tcPr>
+                  <w:tcW w:type="dxa" w:w="2304"/>
+                  <w:tcW w:w="900" w:type="dxa"/>
+                  <w:tcBorders>
+                    <w:top w:val="none"/>
+                    <w:left w:val="none"/>
+                    <w:bottom w:val="none"/>
+                    <w:right w:val="none"/>
+                    <w:insideH w:val="none"/>
+                    <w:insideV w:val="none"/>
+                  </w:tcBorders>
+                </w:tcPr>
+                <w:p>
+                  <w:pPr>
+                    <w:spacing w:before="0" w:after="0"/>
+                  </w:pPr>
+                  <w:r>
+                    <w:rPr>
+                      <w:b/>
+                      <w:color w:val="505050"/>
+                      <w:sz w:val="16"/>
+                    </w:rPr>
+                  </w:r>
+                </w:p>
+              </w:tc>
+              <w:tc>
+                <w:tcPr>
+                  <w:tcW w:type="dxa" w:w="2304"/>
+                  <w:tcW w:w="2200" w:type="dxa"/>
+                  <w:tcBorders>
+                    <w:top w:val="none"/>
+                    <w:left w:val="none"/>
+                    <w:bottom w:val="none"/>
+                    <w:right w:val="none"/>
+                    <w:insideH w:val="none"/>
+                    <w:insideV w:val="none"/>
+                  </w:tcBorders>
+                </w:tcPr>
+                <w:p>
+                  <w:pPr>
+                    <w:spacing w:before="0" w:after="0"/>
+                  </w:pPr>
+                  <w:r>
+                    <w:rPr>
+                      <w:sz w:val="18"/>
+                    </w:rPr>
+                    <w:t>{{ skills.lang_4 }}</w:t>
+                  </w:r>
+                </w:p>
+              </w:tc>
+            </w:tr>
+            <w:tr>
+              <w:tc>
+                <w:tcPr>
+                  <w:tcW w:type="dxa" w:w="2304"/>
+                  <w:tcW w:w="900" w:type="dxa"/>
+                  <w:tcBorders>
+                    <w:top w:val="none"/>
+                    <w:left w:val="none"/>
+                    <w:bottom w:val="none"/>
+                    <w:right w:val="none"/>
+                    <w:insideH w:val="none"/>
+                    <w:insideV w:val="none"/>
+                  </w:tcBorders>
+                </w:tcPr>
+                <w:p>
+                  <w:pPr>
+                    <w:spacing w:before="0" w:after="0"/>
+                  </w:pPr>
+                  <w:r>
+                    <w:rPr>
+                      <w:b/>
+                      <w:color w:val="505050"/>
+                      <w:sz w:val="16"/>
+                    </w:rPr>
+                  </w:r>
+                </w:p>
+              </w:tc>
+              <w:tc>
+                <w:tcPr>
+                  <w:tcW w:type="dxa" w:w="2304"/>
+                  <w:tcW w:w="2200" w:type="dxa"/>
+                  <w:tcBorders>
+                    <w:top w:val="none"/>
+                    <w:left w:val="none"/>
+                    <w:bottom w:val="none"/>
+                    <w:right w:val="none"/>
+                    <w:insideH w:val="none"/>
+                    <w:insideV w:val="none"/>
+                  </w:tcBorders>
+                </w:tcPr>
+                <w:p>
+                  <w:pPr>
+                    <w:spacing w:before="0" w:after="0"/>
+                  </w:pPr>
+                  <w:r>
+                    <w:rPr>
+                      <w:sz w:val="18"/>
+                    </w:rPr>
+                  </w:r>
+                </w:p>
+              </w:tc>
+            </w:tr>
+          </w:tbl>
+          <w:p/>
+          <w:p/>
+          <w:p>
+            <w:pPr>
+              <w:spacing w:before="200" w:after="80"/>
+              <w:pBdr>
+                <w:bottom w:val="single" w:sz="6" w:space="4" w:color="888888"/>
+              </w:pBdr>
+            </w:pPr>
+            <w:r>
+              <w:rPr>
+                <w:b/>
+                <w:color w:val="000000"/>
+                <w:sz w:val="22"/>
+              </w:rPr>
+              <w:t>INTERESTS</w:t>
+            </w:r>
+          </w:p>
+          <w:tbl>
+            <w:tblPr>
+              <w:tblW w:type="auto" w:w="0"/>
+              <w:tblLook w:firstColumn="1" w:firstRow="1" w:lastColumn="0" w:lastRow="0" w:noHBand="0" w:noVBand="1" w:val="04A0"/>
+              <w:tblBorders>
+                <w:top w:val="none"/>
+                <w:left w:val="none"/>
+                <w:bottom w:val="none"/>
+                <w:right w:val="none"/>
+                <w:insideH w:val="none"/>
+                <w:insideV w:val="none"/>
+              </w:tblBorders>
+            </w:tblPr>
+            <w:tblGrid>
+              <w:gridCol w:w="2304"/>
+              <w:gridCol w:w="2304"/>
+            </w:tblGrid>
+            <w:tr>
+              <w:tc>
+                <w:tcPr>
+                  <w:tcW w:type="dxa" w:w="2304"/>
+                  <w:tcW w:w="900" w:type="dxa"/>
+                  <w:tcBorders>
+                    <w:top w:val="none"/>
+                    <w:left w:val="none"/>
+                    <w:bottom w:val="none"/>
+                    <w:right w:val="none"/>
+                    <w:insideH w:val="none"/>
+                    <w:insideV w:val="none"/>
+                  </w:tcBorders>
+                </w:tcPr>
+                <w:p>
+                  <w:pPr>
+                    <w:spacing w:before="0" w:after="0"/>
+                  </w:pPr>
+                  <w:r>
+                    <w:rPr>
+                      <w:b/>
+                      <w:color w:val="505050"/>
+                      <w:sz w:val="16"/>
+                    </w:rPr>
+                    <w:t>{{ INTERESTS[0].DOMAIN }}</w:t>
+                  </w:r>
+                </w:p>
+              </w:tc>
+              <w:tc>
+                <w:tcPr>
+                  <w:tcW w:type="dxa" w:w="2304"/>
+                  <w:tcW w:w="2200" w:type="dxa"/>
+                  <w:tcBorders>
+                    <w:top w:val="none"/>
+                    <w:left w:val="none"/>
+                    <w:bottom w:val="none"/>
+                    <w:right w:val="none"/>
+                    <w:insideH w:val="none"/>
+                    <w:insideV w:val="none"/>
+                  </w:tcBorders>
+                </w:tcPr>
+                <w:p>
+                  <w:pPr>
+                    <w:spacing w:before="0" w:after="0"/>
+                  </w:pPr>
+                  <w:r>
+                    <w:rPr>
+                      <w:sz w:val="18"/>
+                    </w:rPr>
+                    <w:t>{{ interests[0].item_1 }}</w:t>
+                  </w:r>
+                </w:p>
+              </w:tc>
+            </w:tr>
+            <w:tr>
+              <w:tc>
+                <w:tcPr>
+                  <w:tcW w:type="dxa" w:w="2304"/>
+                  <w:tcW w:w="900" w:type="dxa"/>
+                  <w:tcBorders>
+                    <w:top w:val="none"/>
+                    <w:left w:val="none"/>
+                    <w:bottom w:val="none"/>
+                    <w:right w:val="none"/>
+                    <w:insideH w:val="none"/>
+                    <w:insideV w:val="none"/>
+                  </w:tcBorders>
+                </w:tcPr>
+                <w:p>
+                  <w:pPr>
+                    <w:spacing w:before="0" w:after="0"/>
+                  </w:pPr>
+                  <w:r>
+                    <w:rPr>
+                      <w:b/>
+                      <w:color w:val="505050"/>
+                      <w:sz w:val="16"/>
+                    </w:rPr>
+                  </w:r>
+                </w:p>
+              </w:tc>
+              <w:tc>
+                <w:tcPr>
+                  <w:tcW w:type="dxa" w:w="2304"/>
+                  <w:tcW w:w="2200" w:type="dxa"/>
+                  <w:tcBorders>
+                    <w:top w:val="none"/>
+                    <w:left w:val="none"/>
+                    <w:bottom w:val="none"/>
+                    <w:right w:val="none"/>
+                    <w:insideH w:val="none"/>
+                    <w:insideV w:val="none"/>
+                  </w:tcBorders>
+                </w:tcPr>
+                <w:p>
+                  <w:pPr>
+                    <w:spacing w:before="0" w:after="0"/>
+                  </w:pPr>
+                  <w:r>
+                    <w:rPr>
+                      <w:sz w:val="18"/>
+                    </w:rPr>
+                    <w:t>{{ interests[0].item_2 }}</w:t>
+                  </w:r>
+                </w:p>
+              </w:tc>
+            </w:tr>
+            <w:tr>
+              <w:tc>
+                <w:tcPr>
+                  <w:tcW w:type="dxa" w:w="2304"/>
+                  <w:tcW w:w="900" w:type="dxa"/>
+                  <w:tcBorders>
+                    <w:top w:val="none"/>
+                    <w:left w:val="none"/>
+                    <w:bottom w:val="none"/>
+                    <w:right w:val="none"/>
+                    <w:insideH w:val="none"/>
+                    <w:insideV w:val="none"/>
+                  </w:tcBorders>
+                </w:tcPr>
+                <w:p>
+                  <w:pPr>
+                    <w:spacing w:before="0" w:after="0"/>
+                  </w:pPr>
+                  <w:r>
+                    <w:rPr>
+                      <w:b/>
+                      <w:color w:val="505050"/>
+                      <w:sz w:val="16"/>
+                    </w:rPr>
+                  </w:r>
+                </w:p>
+              </w:tc>
+              <w:tc>
+                <w:tcPr>
+                  <w:tcW w:type="dxa" w:w="2304"/>
+                  <w:tcW w:w="2200" w:type="dxa"/>
+                  <w:tcBorders>
+                    <w:top w:val="none"/>
+                    <w:left w:val="none"/>
+                    <w:bottom w:val="none"/>
+                    <w:right w:val="none"/>
+                    <w:insideH w:val="none"/>
+                    <w:insideV w:val="none"/>
+                  </w:tcBorders>
+                </w:tcPr>
+                <w:p>
+                  <w:pPr>
+                    <w:spacing w:before="0" w:after="0"/>
+                  </w:pPr>
+                  <w:r>
+                    <w:rPr>
+                      <w:sz w:val="18"/>
+                    </w:rPr>
+                  </w:r>
+                </w:p>
+              </w:tc>
+            </w:tr>
+            <w:tr>
+              <w:tc>
+                <w:tcPr>
+                  <w:tcW w:type="dxa" w:w="2304"/>
+                  <w:tcW w:w="900" w:type="dxa"/>
+                  <w:tcBorders>
+                    <w:top w:val="none"/>
+                    <w:left w:val="none"/>
+                    <w:bottom w:val="none"/>
+                    <w:right w:val="none"/>
+                    <w:insideH w:val="none"/>
+                    <w:insideV w:val="none"/>
+                  </w:tcBorders>
+                </w:tcPr>
+                <w:p>
+                  <w:pPr>
+                    <w:spacing w:before="0" w:after="0"/>
+                  </w:pPr>
+                  <w:r>
+                    <w:rPr>
+                      <w:b/>
+                      <w:color w:val="505050"/>
+                      <w:sz w:val="16"/>
+                    </w:rPr>
+                    <w:t>{{ INTERESTS[1].DOMAIN }}</w:t>
+                  </w:r>
+                </w:p>
+              </w:tc>
+              <w:tc>
+                <w:tcPr>
+                  <w:tcW w:type="dxa" w:w="2304"/>
+                  <w:tcW w:w="2200" w:type="dxa"/>
+                  <w:tcBorders>
+                    <w:top w:val="none"/>
+                    <w:left w:val="none"/>
+                    <w:bottom w:val="none"/>
+                    <w:right w:val="none"/>
+                    <w:insideH w:val="none"/>
+                    <w:insideV w:val="none"/>
+                  </w:tcBorders>
+                </w:tcPr>
+                <w:p>
+                  <w:pPr>
+                    <w:spacing w:before="0" w:after="0"/>
+                  </w:pPr>
+                  <w:r>
+                    <w:rPr>
+                      <w:sz w:val="18"/>
+                    </w:rPr>
+                    <w:t>{{ interests[1].item_1 }}</w:t>
+                  </w:r>
+                </w:p>
+              </w:tc>
+            </w:tr>
+            <w:tr>
+              <w:tc>
+                <w:tcPr>
+                  <w:tcW w:type="dxa" w:w="2304"/>
+                  <w:tcW w:w="900" w:type="dxa"/>
+                  <w:tcBorders>
+                    <w:top w:val="none"/>
+                    <w:left w:val="none"/>
+                    <w:bottom w:val="none"/>
+                    <w:right w:val="none"/>
+                    <w:insideH w:val="none"/>
+                    <w:insideV w:val="none"/>
+                  </w:tcBorders>
+                </w:tcPr>
+                <w:p>
+                  <w:pPr>
+                    <w:spacing w:before="0" w:after="0"/>
+                  </w:pPr>
+                  <w:r>
+                    <w:rPr>
+                      <w:b/>
+                      <w:color w:val="505050"/>
+                      <w:sz w:val="16"/>
+                    </w:rPr>
+                  </w:r>
+                </w:p>
+              </w:tc>
+              <w:tc>
+                <w:tcPr>
+                  <w:tcW w:type="dxa" w:w="2304"/>
+                  <w:tcW w:w="2200" w:type="dxa"/>
+                  <w:tcBorders>
+                    <w:top w:val="none"/>
+                    <w:left w:val="none"/>
+                    <w:bottom w:val="none"/>
+                    <w:right w:val="none"/>
+                    <w:insideH w:val="none"/>
+                    <w:insideV w:val="none"/>
+                  </w:tcBorders>
+                </w:tcPr>
+                <w:p>
+                  <w:pPr>
+                    <w:spacing w:before="0" w:after="0"/>
+                  </w:pPr>
+                  <w:r>
+                    <w:rPr>
+                      <w:sz w:val="18"/>
+                    </w:rPr>
+                    <w:t>{{ interests[1].item_2 }}</w:t>
+                  </w:r>
+                </w:p>
+              </w:tc>
+            </w:tr>
+            <w:tr>
+              <w:tc>
+                <w:tcPr>
+                  <w:tcW w:type="dxa" w:w="2304"/>
+                  <w:tcW w:w="900" w:type="dxa"/>
+                  <w:tcBorders>
+                    <w:top w:val="none"/>
+                    <w:left w:val="none"/>
+                    <w:bottom w:val="none"/>
+                    <w:right w:val="none"/>
+                    <w:insideH w:val="none"/>
+                    <w:insideV w:val="none"/>
+                  </w:tcBorders>
+                </w:tcPr>
+                <w:p>
+                  <w:pPr>
+                    <w:spacing w:before="0" w:after="0"/>
+                  </w:pPr>
+                  <w:r>
+                    <w:rPr>
+                      <w:b/>
+                      <w:color w:val="505050"/>
+                      <w:sz w:val="16"/>
+                    </w:rPr>
+                  </w:r>
+                </w:p>
+              </w:tc>
+              <w:tc>
+                <w:tcPr>
+                  <w:tcW w:type="dxa" w:w="2304"/>
+                  <w:tcW w:w="2200" w:type="dxa"/>
+                  <w:tcBorders>
+                    <w:top w:val="none"/>
+                    <w:left w:val="none"/>
+                    <w:bottom w:val="none"/>
+                    <w:right w:val="none"/>
+                    <w:insideH w:val="none"/>
+                    <w:insideV w:val="none"/>
+                  </w:tcBorders>
+                </w:tcPr>
+                <w:p>
+                  <w:pPr>
+                    <w:spacing w:before="0" w:after="0"/>
+                  </w:pPr>
+                  <w:r>
+                    <w:rPr>
+                      <w:sz w:val="18"/>
+                    </w:rPr>
+                  </w:r>
+                </w:p>
+              </w:tc>
+            </w:tr>
+          </w:tbl>
+          <w:p/>
+          <w:p/>
+          <w:p>
+            <w:pPr>
+              <w:spacing w:before="200" w:after="80"/>
+              <w:pBdr>
+                <w:bottom w:val="single" w:sz="6" w:space="4" w:color="888888"/>
+              </w:pBdr>
+            </w:pPr>
+            <w:r>
+              <w:rPr>
+                <w:b/>
+                <w:color w:val="000000"/>
+                <w:sz w:val="22"/>
+              </w:rPr>
+              <w:t>AWARDS</w:t>
+            </w:r>
+          </w:p>
+          <w:tbl>
+            <w:tblPr>
+              <w:tblW w:type="auto" w:w="0"/>
+              <w:tblLook w:firstColumn="1" w:firstRow="1" w:lastColumn="0" w:lastRow="0" w:noHBand="0" w:noVBand="1" w:val="04A0"/>
+              <w:tblBorders>
+                <w:top w:val="none"/>
+                <w:left w:val="none"/>
+                <w:bottom w:val="none"/>
+                <w:right w:val="none"/>
+                <w:insideH w:val="none"/>
+                <w:insideV w:val="none"/>
+              </w:tblBorders>
+            </w:tblPr>
+            <w:tblGrid>
+              <w:gridCol w:w="2304"/>
+              <w:gridCol w:w="2304"/>
+            </w:tblGrid>
+            <w:tr>
+              <w:tc>
+                <w:tcPr>
+                  <w:tcW w:type="dxa" w:w="2304"/>
+                  <w:tcW w:w="900" w:type="dxa"/>
+                  <w:tcBorders>
+                    <w:top w:val="none"/>
+                    <w:left w:val="none"/>
+                    <w:bottom w:val="none"/>
+                    <w:right w:val="none"/>
+                    <w:insideH w:val="none"/>
+                    <w:insideV w:val="none"/>
+                  </w:tcBorders>
+                </w:tcPr>
+                <w:p>
+                  <w:pPr>
+                    <w:spacing w:before="0" w:after="0"/>
+                  </w:pPr>
+                  <w:r>
+                    <w:rPr>
+                      <w:b/>
+                      <w:color w:val="505050"/>
+                      <w:sz w:val="16"/>
+                    </w:rPr>
+                    <w:t>{{ AWARDS[0].YEAR }}</w:t>
+                  </w:r>
+                </w:p>
+              </w:tc>
+              <w:tc>
+                <w:tcPr>
+                  <w:tcW w:type="dxa" w:w="2304"/>
+                  <w:tcW w:w="2200" w:type="dxa"/>
+                  <w:tcBorders>
+                    <w:top w:val="none"/>
+                    <w:left w:val="none"/>
+                    <w:bottom w:val="none"/>
+                    <w:right w:val="none"/>
+                    <w:insideH w:val="none"/>
+                    <w:insideV w:val="none"/>
+                  </w:tcBorders>
+                </w:tcPr>
+                <w:p>
+                  <w:pPr>
+                    <w:spacing w:before="0" w:after="0"/>
+                  </w:pPr>
+                  <w:r>
+                    <w:rPr>
+                      <w:sz w:val="18"/>
+                    </w:rPr>
+                    <w:t>{{ awards[0].title }}</w:t>
+                  </w:r>
+                </w:p>
+              </w:tc>
+            </w:tr>
+            <w:tr>
+              <w:tc>
+                <w:tcPr>
+                  <w:tcW w:type="dxa" w:w="2304"/>
+                  <w:tcW w:w="900" w:type="dxa"/>
+                  <w:tcBorders>
+                    <w:top w:val="none"/>
+                    <w:left w:val="none"/>
+                    <w:bottom w:val="none"/>
+                    <w:right w:val="none"/>
+                    <w:insideH w:val="none"/>
+                    <w:insideV w:val="none"/>
+                  </w:tcBorders>
+                </w:tcPr>
+                <w:p>
+                  <w:pPr>
+                    <w:spacing w:before="0" w:after="0"/>
+                  </w:pPr>
+                  <w:r>
+                    <w:rPr>
+                      <w:b/>
+                      <w:color w:val="505050"/>
+                      <w:sz w:val="16"/>
+                    </w:rPr>
+                  </w:r>
+                </w:p>
+              </w:tc>
+              <w:tc>
+                <w:tcPr>
+                  <w:tcW w:type="dxa" w:w="2304"/>
+                  <w:tcW w:w="2200" w:type="dxa"/>
+                  <w:tcBorders>
+                    <w:top w:val="none"/>
+                    <w:left w:val="none"/>
+                    <w:bottom w:val="none"/>
+                    <w:right w:val="none"/>
+                    <w:insideH w:val="none"/>
+                    <w:insideV w:val="none"/>
+                  </w:tcBorders>
+                </w:tcPr>
+                <w:p>
+                  <w:pPr>
+                    <w:spacing w:before="0" w:after="0"/>
+                  </w:pPr>
+                  <w:r>
+                    <w:rPr>
+                      <w:sz w:val="18"/>
+                    </w:rPr>
+                    <w:t>{{ awards[0].contest }}</w:t>
+                  </w:r>
+                </w:p>
+              </w:tc>
+            </w:tr>
+            <w:tr>
+              <w:tc>
+                <w:tcPr>
+                  <w:tcW w:type="dxa" w:w="2304"/>
+                  <w:tcW w:w="900" w:type="dxa"/>
+                  <w:tcBorders>
+                    <w:top w:val="none"/>
+                    <w:left w:val="none"/>
+                    <w:bottom w:val="none"/>
+                    <w:right w:val="none"/>
+                    <w:insideH w:val="none"/>
+                    <w:insideV w:val="none"/>
+                  </w:tcBorders>
+                </w:tcPr>
+                <w:p>
+                  <w:pPr>
+                    <w:spacing w:before="0" w:after="0"/>
+                  </w:pPr>
+                  <w:r>
+                    <w:rPr>
+                      <w:b/>
+                      <w:color w:val="505050"/>
+                      <w:sz w:val="16"/>
+                    </w:rPr>
+                  </w:r>
+                </w:p>
+              </w:tc>
+              <w:tc>
+                <w:tcPr>
+                  <w:tcW w:type="dxa" w:w="2304"/>
+                  <w:tcW w:w="2200" w:type="dxa"/>
+                  <w:tcBorders>
+                    <w:top w:val="none"/>
+                    <w:left w:val="none"/>
+                    <w:bottom w:val="none"/>
+                    <w:right w:val="none"/>
+                    <w:insideH w:val="none"/>
+                    <w:insideV w:val="none"/>
+                  </w:tcBorders>
+                </w:tcPr>
+                <w:p>
+                  <w:pPr>
+                    <w:spacing w:before="0" w:after="0"/>
+                  </w:pPr>
+                  <w:r>
+                    <w:rPr>
+                      <w:sz w:val="18"/>
+                    </w:rPr>
+                  </w:r>
+                </w:p>
+              </w:tc>
+            </w:tr>
+            <w:tr>
+              <w:tc>
+                <w:tcPr>
+                  <w:tcW w:type="dxa" w:w="2304"/>
+                  <w:tcW w:w="900" w:type="dxa"/>
+                  <w:tcBorders>
+                    <w:top w:val="none"/>
+                    <w:left w:val="none"/>
+                    <w:bottom w:val="none"/>
+                    <w:right w:val="none"/>
+                    <w:insideH w:val="none"/>
+                    <w:insideV w:val="none"/>
+                  </w:tcBorders>
+                </w:tcPr>
+                <w:p>
+                  <w:pPr>
+                    <w:spacing w:before="0" w:after="0"/>
+                  </w:pPr>
+                  <w:r>
+                    <w:rPr>
+                      <w:b/>
+                      <w:color w:val="505050"/>
+                      <w:sz w:val="16"/>
+                    </w:rPr>
+                    <w:t>{{ AWARDS[1].YEAR }}</w:t>
+                  </w:r>
+                </w:p>
+              </w:tc>
+              <w:tc>
+                <w:tcPr>
+                  <w:tcW w:type="dxa" w:w="2304"/>
+                  <w:tcW w:w="2200" w:type="dxa"/>
+                  <w:tcBorders>
+                    <w:top w:val="none"/>
+                    <w:left w:val="none"/>
+                    <w:bottom w:val="none"/>
+                    <w:right w:val="none"/>
+                    <w:insideH w:val="none"/>
+                    <w:insideV w:val="none"/>
+                  </w:tcBorders>
+                </w:tcPr>
+                <w:p>
+                  <w:pPr>
+                    <w:spacing w:before="0" w:after="0"/>
+                  </w:pPr>
+                  <w:r>
+                    <w:rPr>
+                      <w:sz w:val="18"/>
+                    </w:rPr>
+                    <w:t>{{ awards[1].title }}</w:t>
+                  </w:r>
+                </w:p>
+              </w:tc>
+            </w:tr>
+            <w:tr>
+              <w:tc>
+                <w:tcPr>
+                  <w:tcW w:type="dxa" w:w="2304"/>
+                  <w:tcW w:w="900" w:type="dxa"/>
+                  <w:tcBorders>
+                    <w:top w:val="none"/>
+                    <w:left w:val="none"/>
+                    <w:bottom w:val="none"/>
+                    <w:right w:val="none"/>
+                    <w:insideH w:val="none"/>
+                    <w:insideV w:val="none"/>
+                  </w:tcBorders>
+                </w:tcPr>
+                <w:p>
+                  <w:pPr>
+                    <w:spacing w:before="0" w:after="0"/>
+                  </w:pPr>
+                  <w:r>
+                    <w:rPr>
+                      <w:b/>
+                      <w:color w:val="505050"/>
+                      <w:sz w:val="16"/>
+                    </w:rPr>
+                  </w:r>
+                </w:p>
+              </w:tc>
+              <w:tc>
+                <w:tcPr>
+                  <w:tcW w:type="dxa" w:w="2304"/>
+                  <w:tcW w:w="2200" w:type="dxa"/>
+                  <w:tcBorders>
+                    <w:top w:val="none"/>
+                    <w:left w:val="none"/>
+                    <w:bottom w:val="none"/>
+                    <w:right w:val="none"/>
+                    <w:insideH w:val="none"/>
+                    <w:insideV w:val="none"/>
+                  </w:tcBorders>
+                </w:tcPr>
+                <w:p>
+                  <w:pPr>
+                    <w:spacing w:before="0" w:after="0"/>
+                  </w:pPr>
+                  <w:r>
+                    <w:rPr>
+                      <w:sz w:val="18"/>
+                    </w:rPr>
+                    <w:t>{{ awards[1].contest }}</w:t>
+                  </w:r>
+                </w:p>
+              </w:tc>
+            </w:tr>
+            <w:tr>
+              <w:tc>
+                <w:tcPr>
+                  <w:tcW w:type="dxa" w:w="2304"/>
+                  <w:tcW w:w="900" w:type="dxa"/>
+                  <w:tcBorders>
+                    <w:top w:val="none"/>
+                    <w:left w:val="none"/>
+                    <w:bottom w:val="none"/>
+                    <w:right w:val="none"/>
+                    <w:insideH w:val="none"/>
+                    <w:insideV w:val="none"/>
+                  </w:tcBorders>
+                </w:tcPr>
+                <w:p>
+                  <w:pPr>
+                    <w:spacing w:before="0" w:after="0"/>
+                  </w:pPr>
+                  <w:r>
+                    <w:rPr>
+                      <w:b/>
+                      <w:color w:val="505050"/>
+                      <w:sz w:val="16"/>
+                    </w:rPr>
+                  </w:r>
+                </w:p>
+              </w:tc>
+              <w:tc>
+                <w:tcPr>
+                  <w:tcW w:type="dxa" w:w="2304"/>
+                  <w:tcW w:w="2200" w:type="dxa"/>
+                  <w:tcBorders>
+                    <w:top w:val="none"/>
+                    <w:left w:val="none"/>
+                    <w:bottom w:val="none"/>
+                    <w:right w:val="none"/>
+                    <w:insideH w:val="none"/>
+                    <w:insideV w:val="none"/>
+                  </w:tcBorders>
+                </w:tcPr>
+                <w:p>
+                  <w:pPr>
+                    <w:spacing w:before="0" w:after="0"/>
+                  </w:pPr>
+                  <w:r>
+                    <w:rPr>
+                      <w:sz w:val="18"/>
+                    </w:rPr>
+                  </w:r>
+                </w:p>
+              </w:tc>
+            </w:tr>
+          </w:tbl>
+          <w:p/>
+        </w:tc>
+      </w:tr>
+    </w:tbl>
     <w:sectPr>
       <w:pgSz w:w="12240" w:h="15840"/>
-      <w:pgMar w:top="1440" w:right="1800" w:bottom="1440" w:left="1800" w:header="720" w:footer="720" w:gutter="0"/>
+      <w:pgMar w:top="1440" w:right="1512" w:bottom="1440" w:left="1512" w:header="720" w:footer="720" w:gutter="0"/>
       <w:cols w:space="720"/>
       <w:docGrid w:linePitch="360"/>
     </w:sectPr>
